--- a/deliveries/cases/EN/5.docx
+++ b/deliveries/cases/EN/5.docx
@@ -1236,10 +1236,9 @@
         <w:pStyle w:val="Heading1"/>
         <w:numPr>
           <w:ilvl w:val="0"/>
-          <w:numId w:val="1"/>
+          <w:numId w:val="2"/>
         </w:numPr>
         <w:spacing w:after="200" w:line="276" w:lineRule="auto"/>
-        <w:ind w:left="0" w:firstLine="0"/>
         <w:jc w:val="left"/>
         <w:rPr>
           <w:rFonts w:ascii="Arial" w:eastAsia="Arial" w:hAnsi="Arial" w:cs="Arial"/>
